--- a/eng/docx/56.content.docx
+++ b/eng/docx/56.content.docx
@@ -39,80 +39,37 @@
           <w:b/>
           <w:lang w:val="en_US" w:bidi="en_US"/>
         </w:rPr>
-        <w:t>Familiarization, Internalization, Articulation (Fia)</w:t>
-      </w:r>
-      <w:r>
-        <w:rPr>
-          <w:lang w:val="en_US" w:bidi="en_US"/>
-        </w:rPr>
-        <w:t xml:space="preserve"> is based on: </w:t>
-      </w:r>
-      <w:r>
-        <w:rPr>
-          <w:lang w:val="en_US" w:bidi="en_US"/>
-        </w:rPr>
-        <w:t>Familiarization, Internalization, Articulation (Fia)</w:t>
-      </w:r>
-      <w:r>
-        <w:rPr>
-          <w:lang w:val="en_US" w:bidi="en_US"/>
-        </w:rPr>
-        <w:t xml:space="preserve">, </w:t>
-      </w:r>
-      <w:hyperlink r:id="rId13">
-        <w:r>
-          <w:rPr>
-            <w:lang w:val="en_US" w:bidi="en_US"/>
-          </w:rPr>
-          <w:rPr>
-            <w:color w:val="0000EE"/>
-            <w:u w:val="single"/>
-          </w:rPr>
-          <w:t>SRV Partners</w:t>
-        </w:r>
-      </w:hyperlink>
-      <w:r>
-        <w:rPr>
-          <w:lang w:val="en_US" w:bidi="en_US"/>
-        </w:rPr>
-        <w:t xml:space="preserve">, 2023, which is licensed under a </w:t>
-      </w:r>
-      <w:hyperlink r:id="rId14">
-        <w:r>
-          <w:rPr>
-            <w:lang w:val="en_US" w:bidi="en_US"/>
-          </w:rPr>
-          <w:rPr>
-            <w:color w:val="0000EE"/>
-            <w:u w:val="single"/>
-          </w:rPr>
-          <w:t>CC BY-SA 4.0 license</w:t>
-        </w:r>
-      </w:hyperlink>
-      <w:r>
-        <w:rPr>
-          <w:lang w:val="en_US" w:bidi="en_US"/>
-        </w:rPr>
-        <w:t>.</w:t>
-      </w:r>
-      <w:r>
-        <w:rPr>
-          <w:lang w:val="en_US" w:bidi="en_US"/>
-        </w:rPr>
-      </w:r>
-    </w:p>
-    <w:p>
-      <w:pPr/>
-      <w:r>
-        <w:rPr>
-          <w:lang w:val="en_US" w:bidi="en_US"/>
-        </w:rPr>
-      </w:r>
-      <w:r>
-        <w:rPr>
-          <w:lang w:val="en_US" w:bidi="en_US"/>
-        </w:rPr>
-        <w:t>This PDF version is provided under the same license.</w:t>
+        <w:t>Familiarization, Internalization, Articulation (FIA) Translation Guide</w:t>
+      </w:r>
+      <w:r>
+        <w:rPr>
+          <w:lang w:val="en_US" w:bidi="en_US"/>
+        </w:rPr>
+        <w:t xml:space="preserve"> © 2023 SRV Partners Released under CC BY-SA 4.0 license. </w:t>
+      </w:r>
+      <w:r>
+        <w:rPr>
+          <w:lang w:val="en_US" w:bidi="en_US"/>
+        </w:rPr>
+        <w:t>Familiarization, Internalization, Articulation (FIA) Translation Guide</w:t>
+      </w:r>
+      <w:r>
+        <w:rPr>
+          <w:lang w:val="en_US" w:bidi="en_US"/>
+        </w:rPr>
+        <w:t xml:space="preserve"> has been adapted in the following languages Tok Pisin, عربي, Français, हिंदी, Bahasa Indonesia, Português, Русский, Español, Kiswahili, 简体中文 from </w:t>
+      </w:r>
+      <w:r>
+        <w:rPr>
+          <w:lang w:val="en_US" w:bidi="en_US"/>
+        </w:rPr>
+        <w:t>Familiarization, Internalization, Articulation (FIA)</w:t>
+      </w:r>
+      <w:r>
+        <w:rPr>
+          <w:lang w:val="en_US" w:bidi="en_US"/>
+        </w:rPr>
+        <w:t xml:space="preserve"> © 2023 SRV Partners Released under CC BY-SA 4.0 license by Mission Mutual</w:t>
       </w:r>
       <w:r>
         <w:rPr>
@@ -502,7 +459,7 @@
         </w:rPr>
         <w:t xml:space="preserve">Stop here and look as a group at a map of the island of </w:t>
       </w:r>
-      <w:hyperlink r:id="rId15">
+      <w:hyperlink r:id="rId13">
         <w:r>
           <w:rPr>
             <w:lang w:val="en_US" w:bidi="en_US"/>
@@ -1017,7 +974,7 @@
         </w:rPr>
         <w:t xml:space="preserve">Stop here and look as a group at a map of the island of </w:t>
       </w:r>
-      <w:hyperlink r:id="rId15">
+      <w:hyperlink r:id="rId13">
         <w:r>
           <w:rPr>
             <w:lang w:val="en_US" w:bidi="en_US"/>
@@ -1861,7 +1818,7 @@
         </w:rPr>
         <w:t xml:space="preserve">. Translate slave the same as you have in other parts of the New Testament. For more information on </w:t>
       </w:r>
-      <w:hyperlink r:id="rId16">
+      <w:hyperlink r:id="rId14">
         <w:r>
           <w:rPr>
             <w:lang w:val="en_US" w:bidi="en_US"/>
@@ -1959,7 +1916,7 @@
         </w:rPr>
         <w:t xml:space="preserve">. Translate apostle and Christ the same as you have in other parts of the New Testament. For more information on </w:t>
       </w:r>
-      <w:hyperlink r:id="rId17">
+      <w:hyperlink r:id="rId15">
         <w:r>
           <w:rPr>
             <w:lang w:val="en_US" w:bidi="en_US"/>
@@ -1977,7 +1934,7 @@
         </w:rPr>
         <w:t xml:space="preserve"> and </w:t>
       </w:r>
-      <w:hyperlink r:id="rId18">
+      <w:hyperlink r:id="rId16">
         <w:r>
           <w:rPr>
             <w:lang w:val="en_US" w:bidi="en_US"/>
@@ -2049,7 +2006,7 @@
         </w:rPr>
         <w:t xml:space="preserve">. Translate faith the same as you have in other parts of the New Testament. For more information on </w:t>
       </w:r>
-      <w:hyperlink r:id="rId19">
+      <w:hyperlink r:id="rId17">
         <w:r>
           <w:rPr>
             <w:lang w:val="en_US" w:bidi="en_US"/>
@@ -2189,7 +2146,7 @@
         </w:rPr>
         <w:t xml:space="preserve">? Translate hope and eternal life the same as you have in other parts of the New Testament. For more information on </w:t>
       </w:r>
-      <w:hyperlink r:id="rId20">
+      <w:hyperlink r:id="rId18">
         <w:r>
           <w:rPr>
             <w:lang w:val="en_US" w:bidi="en_US"/>
@@ -2207,7 +2164,7 @@
         </w:rPr>
         <w:t xml:space="preserve"> and </w:t>
       </w:r>
-      <w:hyperlink r:id="rId21">
+      <w:hyperlink r:id="rId19">
         <w:r>
           <w:rPr>
             <w:lang w:val="en_US" w:bidi="en_US"/>
@@ -2320,7 +2277,7 @@
         </w:rPr>
         <w:t xml:space="preserve">? Translate word the same as you have in other parts of the New Testament. For more information on </w:t>
       </w:r>
-      <w:hyperlink r:id="rId22">
+      <w:hyperlink r:id="rId20">
         <w:r>
           <w:rPr>
             <w:lang w:val="en_US" w:bidi="en_US"/>
@@ -2365,7 +2322,7 @@
         </w:rPr>
         <w:t xml:space="preserve"> Paul to say these things. The commandment of God usually means the rules God gave his people to follow. Here, it means that God told Paul to say these things to Titus. For more information on </w:t>
       </w:r>
-      <w:hyperlink r:id="rId23">
+      <w:hyperlink r:id="rId21">
         <w:r>
           <w:rPr>
             <w:lang w:val="en_US" w:bidi="en_US"/>
@@ -2458,7 +2415,7 @@
         </w:rPr>
         <w:t xml:space="preserve">? Translate Savior the same as you have in other parts of the New Testament. For more information on </w:t>
       </w:r>
-      <w:hyperlink r:id="rId24">
+      <w:hyperlink r:id="rId22">
         <w:r>
           <w:rPr>
             <w:lang w:val="en_US" w:bidi="en_US"/>
@@ -2582,7 +2539,7 @@
         </w:rPr>
         <w:t xml:space="preserve">? Translate faith, grace, and peace the same as you have in other parts of the New Testament. For more information on </w:t>
       </w:r>
-      <w:hyperlink r:id="rId19">
+      <w:hyperlink r:id="rId17">
         <w:r>
           <w:rPr>
             <w:lang w:val="en_US" w:bidi="en_US"/>
@@ -2600,7 +2557,7 @@
         </w:rPr>
         <w:t xml:space="preserve">, </w:t>
       </w:r>
-      <w:hyperlink r:id="rId25">
+      <w:hyperlink r:id="rId23">
         <w:r>
           <w:rPr>
             <w:lang w:val="en_US" w:bidi="en_US"/>
@@ -2618,7 +2575,7 @@
         </w:rPr>
         <w:t xml:space="preserve">, and </w:t>
       </w:r>
-      <w:hyperlink r:id="rId26">
+      <w:hyperlink r:id="rId24">
         <w:r>
           <w:rPr>
             <w:lang w:val="en_US" w:bidi="en_US"/>
@@ -3081,7 +3038,7 @@
         </w:rPr>
         <w:t xml:space="preserve">Stop here and look as a group at a map of the island of </w:t>
       </w:r>
-      <w:hyperlink r:id="rId15">
+      <w:hyperlink r:id="rId13">
         <w:r>
           <w:rPr>
             <w:lang w:val="en_US" w:bidi="en_US"/>
@@ -3688,7 +3645,7 @@
         </w:rPr>
         <w:t xml:space="preserve">Stop here and look as a group at a map of the island of </w:t>
       </w:r>
-      <w:hyperlink r:id="rId15">
+      <w:hyperlink r:id="rId13">
         <w:r>
           <w:rPr>
             <w:lang w:val="en_US" w:bidi="en_US"/>
@@ -4660,7 +4617,7 @@
         </w:rPr>
         <w:t xml:space="preserve">. For more information on </w:t>
       </w:r>
-      <w:hyperlink r:id="rId27">
+      <w:hyperlink r:id="rId25">
         <w:r>
           <w:rPr>
             <w:lang w:val="en_US" w:bidi="en_US"/>
@@ -4678,7 +4635,7 @@
         </w:rPr>
         <w:t xml:space="preserve"> and </w:t>
       </w:r>
-      <w:hyperlink r:id="rId28">
+      <w:hyperlink r:id="rId26">
         <w:r>
           <w:rPr>
             <w:lang w:val="en_US" w:bidi="en_US"/>
@@ -4763,7 +4720,7 @@
         </w:rPr>
         <w:t xml:space="preserve"> includes a man, his wife, children, relatives, servants, and anyone else who lives in the house. In this passage, the household of God is the church. As the steward of the household of God, the elder should care for the church and watch over the church. For more information on </w:t>
       </w:r>
-      <w:hyperlink r:id="rId29">
+      <w:hyperlink r:id="rId27">
         <w:r>
           <w:rPr>
             <w:lang w:val="en_US" w:bidi="en_US"/>
@@ -4876,7 +4833,7 @@
         </w:rPr>
         <w:t xml:space="preserve">. Finally, an elder should be holy or devoted to Jesus, and disciplined or self-controlled. Righteous means a person is in a right relationship with God and is blameless before God. For more information on </w:t>
       </w:r>
-      <w:hyperlink r:id="rId30">
+      <w:hyperlink r:id="rId28">
         <w:r>
           <w:rPr>
             <w:lang w:val="en_US" w:bidi="en_US"/>
@@ -4948,7 +4905,7 @@
         </w:rPr>
         <w:t xml:space="preserve"> of Jesus. This word means the good news that Jesus came into the world. Translate word the same as you have in previous passages. For more information on </w:t>
       </w:r>
-      <w:hyperlink r:id="rId22">
+      <w:hyperlink r:id="rId20">
         <w:r>
           <w:rPr>
             <w:lang w:val="en_US" w:bidi="en_US"/>
@@ -5006,7 +4963,7 @@
         </w:rPr>
         <w:t xml:space="preserve">? See the Master Glossary for more information about </w:t>
       </w:r>
-      <w:hyperlink r:id="rId31">
+      <w:hyperlink r:id="rId29">
         <w:r>
           <w:rPr>
             <w:lang w:val="en_US" w:bidi="en_US"/>
@@ -5469,7 +5426,7 @@
         </w:rPr>
         <w:t xml:space="preserve">Stop here and look as a group at a map of the island of </w:t>
       </w:r>
-      <w:hyperlink r:id="rId15">
+      <w:hyperlink r:id="rId13">
         <w:r>
           <w:rPr>
             <w:lang w:val="en_US" w:bidi="en_US"/>
@@ -6896,7 +6853,7 @@
         </w:rPr>
         <w:t xml:space="preserve"> group. Circumcision was a Jewish custom of cutting off the loose skin at the end of a boy's penis, usually when the boy was one week old. Circumcision was a sign that the boy was a part of the Jewish people, and non-Jews were required to be circumcised to become Jews. In this passage, the circumcision group was probably a group of Jews who became followers of Jesus and required non-Jews to be circumcised if they wanted to follow Jesus. Paul and other church leaders had already said that circumcision was not required for non-Jews to follow Jesus. For more information on </w:t>
       </w:r>
-      <w:hyperlink r:id="rId32">
+      <w:hyperlink r:id="rId30">
         <w:r>
           <w:rPr>
             <w:lang w:val="en_US" w:bidi="en_US"/>
@@ -6968,7 +6925,7 @@
         </w:rPr>
         <w:t xml:space="preserve">. A household is everyone who lives together in one house. It includes the father, his wife, children, unmarried daughters, married sons and their families, and any servants in the house. Translate household in the same way you translated it in previous passages. For more information on </w:t>
       </w:r>
-      <w:hyperlink r:id="rId29">
+      <w:hyperlink r:id="rId27">
         <w:r>
           <w:rPr>
             <w:lang w:val="en_US" w:bidi="en_US"/>
@@ -7026,7 +6983,7 @@
         </w:rPr>
         <w:t xml:space="preserve"> wild animals. Evil is the opposite of good and here it means that the people are cruel and unkind. For more information on </w:t>
       </w:r>
-      <w:hyperlink r:id="rId33">
+      <w:hyperlink r:id="rId31">
         <w:r>
           <w:rPr>
             <w:lang w:val="en_US" w:bidi="en_US"/>
@@ -7044,7 +7001,7 @@
         </w:rPr>
         <w:t xml:space="preserve"> and </w:t>
       </w:r>
-      <w:hyperlink r:id="rId34">
+      <w:hyperlink r:id="rId32">
         <w:r>
           <w:rPr>
             <w:lang w:val="en_US" w:bidi="en_US"/>
@@ -7129,7 +7086,7 @@
         </w:rPr>
         <w:t xml:space="preserve"> of the Cretan prophet is true. A testimony is the true story of what happened in someone's experience. For more information on </w:t>
       </w:r>
-      <w:hyperlink r:id="rId35">
+      <w:hyperlink r:id="rId33">
         <w:r>
           <w:rPr>
             <w:lang w:val="en_US" w:bidi="en_US"/>
@@ -7201,7 +7158,7 @@
         </w:rPr>
         <w:t xml:space="preserve">. Faith means believing that what Jesus says about himself is true. Translate faith the same as you have in previous passages. For more information on </w:t>
       </w:r>
-      <w:hyperlink r:id="rId19">
+      <w:hyperlink r:id="rId17">
         <w:r>
           <w:rPr>
             <w:lang w:val="en_US" w:bidi="en_US"/>
@@ -7259,7 +7216,7 @@
         </w:rPr>
         <w:t xml:space="preserve"> are the descendants of Abraham, and they are the chosen people of God. Translate Jewish the same as you have in previous passages. For more information on </w:t>
       </w:r>
-      <w:hyperlink r:id="rId36">
+      <w:hyperlink r:id="rId34">
         <w:r>
           <w:rPr>
             <w:lang w:val="en_US" w:bidi="en_US"/>
@@ -7304,7 +7261,7 @@
         </w:rPr>
         <w:t xml:space="preserve"> of people who reject the truth. These commands are not commands, or instructions, from God, but rules made up by people. Truth means the teachings of Jesus. Translate commands the same as you have in previous passages and remember that </w:t>
       </w:r>
-      <w:hyperlink r:id="rId23">
+      <w:hyperlink r:id="rId21">
         <w:r>
           <w:rPr>
             <w:lang w:val="en_US" w:bidi="en_US"/>
@@ -7349,7 +7306,7 @@
         </w:rPr>
         <w:t xml:space="preserve">, or clean before God, all things are pure. This means they are permitted to eat and drink any food, and nothing is forbidden for them. In the Old Testament, God gave many laws for how his people should make themselves pure so they can worship God. These laws include washing or changing clothing so the person would symbolically remove anything dirty or unclean before coming to worship God. Now, Paul says that people do not need to follow these purity laws anymore because people are pure because of their relationship with God, not because of what they do. For more information on pure, refer to </w:t>
       </w:r>
-      <w:hyperlink r:id="rId37">
+      <w:hyperlink r:id="rId35">
         <w:r>
           <w:rPr>
             <w:lang w:val="en_US" w:bidi="en_US"/>
@@ -7421,7 +7378,7 @@
         </w:rPr>
         <w:t xml:space="preserve"> are corrupted, meaning they cannot tell right from wrong. The things they do are detestable or disgusting to God, they are disobedient to God, and they cannot do anything good. For more information on </w:t>
       </w:r>
-      <w:hyperlink r:id="rId38">
+      <w:hyperlink r:id="rId36">
         <w:r>
           <w:rPr>
             <w:lang w:val="en_US" w:bidi="en_US"/>
@@ -7884,7 +7841,7 @@
         </w:rPr>
         <w:t xml:space="preserve">Stop here and look as a group at a map of the island of </w:t>
       </w:r>
-      <w:hyperlink r:id="rId15">
+      <w:hyperlink r:id="rId13">
         <w:r>
           <w:rPr>
             <w:lang w:val="en_US" w:bidi="en_US"/>
@@ -9610,7 +9567,7 @@
         </w:rPr>
         <w:t xml:space="preserve">. This sound teaching is trustworthy and leads believers to have right behavior. Use the same word for teaching or doctrine as you have used in previous passages, and remember that </w:t>
       </w:r>
-      <w:hyperlink r:id="rId31">
+      <w:hyperlink r:id="rId29">
         <w:r>
           <w:rPr>
             <w:lang w:val="en_US" w:bidi="en_US"/>
@@ -9683,7 +9640,7 @@
         </w:rPr>
         <w:t xml:space="preserve">," meaning they should be strong in what they believe about God. Translate faith the same as you have in previous passages. For more information on </w:t>
       </w:r>
-      <w:hyperlink r:id="rId19">
+      <w:hyperlink r:id="rId17">
         <w:r>
           <w:rPr>
             <w:lang w:val="en_US" w:bidi="en_US"/>
@@ -9742,7 +9699,7 @@
         </w:rPr>
         <w:t xml:space="preserve">. When someone is pure, they are fit to serve and worship God. In this passage, pure probably means that a woman does not have sexual relations with anyone besides her own husband. Translate pure the same as you have in previous passages. For more information on pure, refer to </w:t>
       </w:r>
-      <w:hyperlink r:id="rId37">
+      <w:hyperlink r:id="rId35">
         <w:r>
           <w:rPr>
             <w:lang w:val="en_US" w:bidi="en_US"/>
@@ -9828,7 +9785,7 @@
         </w:rPr>
         <w:t xml:space="preserve"> of God. Someone who blasphemes the word of God tries to make God's word seem less powerful or important. Translate word the same as you have in previous passages. For more information on </w:t>
       </w:r>
-      <w:hyperlink r:id="rId22">
+      <w:hyperlink r:id="rId20">
         <w:r>
           <w:rPr>
             <w:lang w:val="en_US" w:bidi="en_US"/>
@@ -9873,7 +9830,7 @@
         </w:rPr>
         <w:t xml:space="preserve">. If you have already translated this word in another book of the Bible, use the same word that you have used there. For more information on blaspheme, refer to </w:t>
       </w:r>
-      <w:hyperlink r:id="rId39">
+      <w:hyperlink r:id="rId37">
         <w:r>
           <w:rPr>
             <w:lang w:val="en_US" w:bidi="en_US"/>
@@ -9926,7 +9883,7 @@
         </w:rPr>
         <w:t xml:space="preserve"> should be obedient to their masters in everything. Translate slave the same as you have in previous passages. For more information on </w:t>
       </w:r>
-      <w:hyperlink r:id="rId16">
+      <w:hyperlink r:id="rId14">
         <w:r>
           <w:rPr>
             <w:lang w:val="en_US" w:bidi="en_US"/>
@@ -10455,7 +10412,7 @@
         </w:rPr>
         <w:t xml:space="preserve">Stop here and look as a group at a map of the island of </w:t>
       </w:r>
-      <w:hyperlink r:id="rId15">
+      <w:hyperlink r:id="rId13">
         <w:r>
           <w:rPr>
             <w:lang w:val="en_US" w:bidi="en_US"/>
@@ -11694,7 +11651,7 @@
         </w:rPr>
         <w:t xml:space="preserve"> appeared. God shows grace to people when he forgives them for their sins even though they don't deserve it, which happened when Jesus died on the cross. Translate grace the same as you have in previous passages. For more information on </w:t>
       </w:r>
-      <w:hyperlink r:id="rId25">
+      <w:hyperlink r:id="rId23">
         <w:r>
           <w:rPr>
             <w:lang w:val="en_US" w:bidi="en_US"/>
@@ -11753,7 +11710,7 @@
         </w:rPr>
         <w:t xml:space="preserve">Stop here and discuss this question as a group: How will you describe the idea of salvation in this passage? For more information on </w:t>
       </w:r>
-      <w:hyperlink r:id="rId40">
+      <w:hyperlink r:id="rId38">
         <w:r>
           <w:rPr>
             <w:lang w:val="en_US" w:bidi="en_US"/>
@@ -11798,7 +11755,7 @@
         </w:rPr>
         <w:t xml:space="preserve">, and godly lives in this present age or time. Righteous means living according to God's ways. A righteous person is in a right relationship with God and is accepted by God. Translate righteous in the same way as you have in previous passages. For more information on righteous, see </w:t>
       </w:r>
-      <w:hyperlink r:id="rId30">
+      <w:hyperlink r:id="rId28">
         <w:r>
           <w:rPr>
             <w:lang w:val="en_US" w:bidi="en_US"/>
@@ -11856,7 +11813,7 @@
         </w:rPr>
         <w:t xml:space="preserve"> of Jesus returning. In other places in the New Testament, blessed usually describes a person or God. This is the only place where hope is called blessed. In this passage, the confident hope, or expectation, of Jesus coming back is a happy and good event. Translate hope in the same way that you have in previous passages, and remember that </w:t>
       </w:r>
-      <w:hyperlink r:id="rId20">
+      <w:hyperlink r:id="rId18">
         <w:r>
           <w:rPr>
             <w:lang w:val="en_US" w:bidi="en_US"/>
@@ -11901,7 +11858,7 @@
         </w:rPr>
         <w:t xml:space="preserve">. Translate blessed the same as you have in other parts of the New Testament, or you may say the "happy" or "good" hope. For more information on blessed, refer to </w:t>
       </w:r>
-      <w:hyperlink r:id="rId41">
+      <w:hyperlink r:id="rId39">
         <w:r>
           <w:rPr>
             <w:lang w:val="en_US" w:bidi="en_US"/>
@@ -11973,7 +11930,7 @@
         </w:rPr>
         <w:t xml:space="preserve">. Translate glory in the same way as you have in other parts of the New Testament. For more information on </w:t>
       </w:r>
-      <w:hyperlink r:id="rId42">
+      <w:hyperlink r:id="rId40">
         <w:r>
           <w:rPr>
             <w:lang w:val="en_US" w:bidi="en_US"/>
@@ -12031,7 +11988,7 @@
         </w:rPr>
         <w:t xml:space="preserve"> is the one who saves people from their sins. Translate Christ and Savior the same as you have in previous passages. For more information on </w:t>
       </w:r>
-      <w:hyperlink r:id="rId18">
+      <w:hyperlink r:id="rId16">
         <w:r>
           <w:rPr>
             <w:lang w:val="en_US" w:bidi="en_US"/>
@@ -12049,7 +12006,7 @@
         </w:rPr>
         <w:t xml:space="preserve"> and </w:t>
       </w:r>
-      <w:hyperlink r:id="rId24">
+      <w:hyperlink r:id="rId22">
         <w:r>
           <w:rPr>
             <w:lang w:val="en_US" w:bidi="en_US"/>
@@ -12147,7 +12104,7 @@
         </w:rPr>
         <w:t xml:space="preserve">? If you have already translated these words in another book of the Bible, use the same word that you have used there. For more information on </w:t>
       </w:r>
-      <w:hyperlink r:id="rId43">
+      <w:hyperlink r:id="rId41">
         <w:r>
           <w:rPr>
             <w:lang w:val="en_US" w:bidi="en_US"/>
@@ -12165,7 +12122,7 @@
         </w:rPr>
         <w:t xml:space="preserve"> and </w:t>
       </w:r>
-      <w:hyperlink r:id="rId44">
+      <w:hyperlink r:id="rId42">
         <w:r>
           <w:rPr>
             <w:lang w:val="en_US" w:bidi="en_US"/>
@@ -12223,7 +12180,7 @@
         </w:rPr>
         <w:t xml:space="preserve"> in previous passages. For more information on </w:t>
       </w:r>
-      <w:hyperlink r:id="rId45">
+      <w:hyperlink r:id="rId43">
         <w:r>
           <w:rPr>
             <w:lang w:val="en_US" w:bidi="en_US"/>
@@ -12714,7 +12671,7 @@
         </w:rPr>
         <w:t xml:space="preserve">Stop here and look as a group at a map of the island of </w:t>
       </w:r>
-      <w:hyperlink r:id="rId15">
+      <w:hyperlink r:id="rId13">
         <w:r>
           <w:rPr>
             <w:lang w:val="en_US" w:bidi="en_US"/>
@@ -14437,7 +14394,7 @@
         </w:rPr>
         <w:t xml:space="preserve"> with all people. Translate peace in the same way as you have in previous passages. For more information on </w:t>
       </w:r>
-      <w:hyperlink r:id="rId26">
+      <w:hyperlink r:id="rId24">
         <w:r>
           <w:rPr>
             <w:lang w:val="en_US" w:bidi="en_US"/>
@@ -14522,7 +14479,7 @@
         </w:rPr>
         <w:t xml:space="preserve"> to other people, and they were envious of other people. Other people hated them, and they hated one another. Translate evil the same as you have in previous passages. For more information on </w:t>
       </w:r>
-      <w:hyperlink r:id="rId34">
+      <w:hyperlink r:id="rId32">
         <w:r>
           <w:rPr>
             <w:lang w:val="en_US" w:bidi="en_US"/>
@@ -14593,7 +14550,7 @@
         </w:rPr>
         <w:t xml:space="preserve"> the same as you have in previous passages. For more information on save, see </w:t>
       </w:r>
-      <w:hyperlink r:id="rId40">
+      <w:hyperlink r:id="rId38">
         <w:r>
           <w:rPr>
             <w:lang w:val="en_US" w:bidi="en_US"/>
@@ -14611,7 +14568,7 @@
         </w:rPr>
         <w:t xml:space="preserve"> in the Master Glossary. For more information on Savior, see </w:t>
       </w:r>
-      <w:hyperlink r:id="rId24">
+      <w:hyperlink r:id="rId22">
         <w:r>
           <w:rPr>
             <w:lang w:val="en_US" w:bidi="en_US"/>
@@ -14656,7 +14613,7 @@
         </w:rPr>
         <w:t xml:space="preserve">. Righteousness means living according to God's ways and doing good. Translate righteousness the same as you have in previous passages. For more information on </w:t>
       </w:r>
-      <w:hyperlink r:id="rId30">
+      <w:hyperlink r:id="rId28">
         <w:r>
           <w:rPr>
             <w:lang w:val="en_US" w:bidi="en_US"/>
@@ -14728,7 +14685,7 @@
         </w:rPr>
         <w:t xml:space="preserve">. Translate mercy the same as you have in other parts of the New Testament. For more information on </w:t>
       </w:r>
-      <w:hyperlink r:id="rId46">
+      <w:hyperlink r:id="rId44">
         <w:r>
           <w:rPr>
             <w:lang w:val="en_US" w:bidi="en_US"/>
@@ -14800,7 +14757,7 @@
         </w:rPr>
         <w:t xml:space="preserve">. Translate Holy Spirit the same as you have in other parts of the New Testament. For more information on </w:t>
       </w:r>
-      <w:hyperlink r:id="rId47">
+      <w:hyperlink r:id="rId45">
         <w:r>
           <w:rPr>
             <w:lang w:val="en_US" w:bidi="en_US"/>
@@ -14845,7 +14802,7 @@
         </w:rPr>
         <w:t xml:space="preserve"> our Savior. Translate Christ the same as you have in previous passages. For more information on </w:t>
       </w:r>
-      <w:hyperlink r:id="rId18">
+      <w:hyperlink r:id="rId16">
         <w:r>
           <w:rPr>
             <w:lang w:val="en_US" w:bidi="en_US"/>
@@ -14903,7 +14860,7 @@
         </w:rPr>
         <w:t xml:space="preserve">. Justify means that God declares people not guilty. Believers can have a right relationship with God. Translate grace the same as you have in previous passages. For more information on </w:t>
       </w:r>
-      <w:hyperlink r:id="rId25">
+      <w:hyperlink r:id="rId23">
         <w:r>
           <w:rPr>
             <w:lang w:val="en_US" w:bidi="en_US"/>
@@ -14948,7 +14905,7 @@
         </w:rPr>
         <w:t xml:space="preserve"> believers? For more information on justifies, see </w:t>
       </w:r>
-      <w:hyperlink r:id="rId48">
+      <w:hyperlink r:id="rId46">
         <w:r>
           <w:rPr>
             <w:lang w:val="en_US" w:bidi="en_US"/>
@@ -15019,7 +14976,7 @@
         </w:rPr>
         <w:t xml:space="preserve">. Eternal life means a life with God that will never end. Translate "hope of eternal life" the same as you have in previous passages. For more information on </w:t>
       </w:r>
-      <w:hyperlink r:id="rId20">
+      <w:hyperlink r:id="rId18">
         <w:r>
           <w:rPr>
             <w:lang w:val="en_US" w:bidi="en_US"/>
@@ -15037,7 +14994,7 @@
         </w:rPr>
         <w:t xml:space="preserve"> and </w:t>
       </w:r>
-      <w:hyperlink r:id="rId21">
+      <w:hyperlink r:id="rId19">
         <w:r>
           <w:rPr>
             <w:lang w:val="en_US" w:bidi="en_US"/>
@@ -15082,7 +15039,7 @@
         </w:rPr>
         <w:t xml:space="preserve"> the same as you have in other parts of the New Testament. For more information on heirs, see </w:t>
       </w:r>
-      <w:hyperlink r:id="rId49">
+      <w:hyperlink r:id="rId47">
         <w:r>
           <w:rPr>
             <w:lang w:val="en_US" w:bidi="en_US"/>
@@ -15127,7 +15084,7 @@
         </w:rPr>
         <w:t xml:space="preserve"> in God will do good works. These good works are good and useful for all people. In the original language, it says "for all men," which refers to both men and women. Translate faith the same as you have in previous passages. For more information on </w:t>
       </w:r>
-      <w:hyperlink r:id="rId19">
+      <w:hyperlink r:id="rId17">
         <w:r>
           <w:rPr>
             <w:lang w:val="en_US" w:bidi="en_US"/>
@@ -15225,7 +15182,7 @@
         </w:rPr>
         <w:t xml:space="preserve">. Translate law and genealogies in the same way as you have in other parts of the New Testament. For more information on </w:t>
       </w:r>
-      <w:hyperlink r:id="rId50">
+      <w:hyperlink r:id="rId48">
         <w:r>
           <w:rPr>
             <w:lang w:val="en_US" w:bidi="en_US"/>
@@ -15243,7 +15200,7 @@
         </w:rPr>
         <w:t xml:space="preserve"> and </w:t>
       </w:r>
-      <w:hyperlink r:id="rId51">
+      <w:hyperlink r:id="rId49">
         <w:r>
           <w:rPr>
             <w:lang w:val="en_US" w:bidi="en_US"/>
@@ -15315,7 +15272,7 @@
         </w:rPr>
         <w:t xml:space="preserve">. Translate sins the same as you have in other parts of the New Testament. For more information on </w:t>
       </w:r>
-      <w:hyperlink r:id="rId52">
+      <w:hyperlink r:id="rId50">
         <w:r>
           <w:rPr>
             <w:lang w:val="en_US" w:bidi="en_US"/>
@@ -15778,7 +15735,7 @@
         </w:rPr>
         <w:t xml:space="preserve">Stop here and look as a group at a map of the island of </w:t>
       </w:r>
-      <w:hyperlink r:id="rId15">
+      <w:hyperlink r:id="rId13">
         <w:r>
           <w:rPr>
             <w:lang w:val="en_US" w:bidi="en_US"/>
@@ -15824,7 +15781,7 @@
         </w:rPr>
         <w:t xml:space="preserve">Stop here and look as a group at a map of the likely location of the city of </w:t>
       </w:r>
-      <w:hyperlink r:id="rId53">
+      <w:hyperlink r:id="rId51">
         <w:r>
           <w:rPr>
             <w:lang w:val="en_US" w:bidi="en_US"/>
@@ -16305,7 +16262,7 @@
         </w:rPr>
         <w:t xml:space="preserve">Stop here and look as a group at a map of the city of </w:t>
       </w:r>
-      <w:hyperlink r:id="rId53">
+      <w:hyperlink r:id="rId51">
         <w:r>
           <w:rPr>
             <w:lang w:val="en_US" w:bidi="en_US"/>
@@ -17133,7 +17090,7 @@
         </w:rPr>
         <w:t xml:space="preserve">Stop here and look as a group at a map of the city of </w:t>
       </w:r>
-      <w:hyperlink r:id="rId53">
+      <w:hyperlink r:id="rId51">
         <w:r>
           <w:rPr>
             <w:lang w:val="en_US" w:bidi="en_US"/>
@@ -17220,7 +17177,7 @@
         </w:rPr>
         <w:t xml:space="preserve"> the same as you have in previous passages. For more information on </w:t>
       </w:r>
-      <w:hyperlink r:id="rId19">
+      <w:hyperlink r:id="rId17">
         <w:r>
           <w:rPr>
             <w:lang w:val="en_US" w:bidi="en_US"/>
@@ -17279,7 +17236,7 @@
         </w:rPr>
         <w:t xml:space="preserve"> would be with all the believers in Crete. Translate grace the same as you have in previous passages. For more information on </w:t>
       </w:r>
-      <w:hyperlink r:id="rId25">
+      <w:hyperlink r:id="rId23">
         <w:r>
           <w:rPr>
             <w:lang w:val="en_US" w:bidi="en_US"/>
